--- a/docs/DIARY_GNI_S36.docx
+++ b/docs/DIARY_GNI_S36.docx
@@ -123,7 +123,7 @@
     </w:p>
     <w:p>
       <w:r>
-        <w:t xml:space="preserve">D1 (max_per_source=2) was built and committed. But main.py still passed max_per_source=3 explicitly, overriding the function default completely. The change was real in the code but had zero effect in production. This was only caught because James asked us to apply LR-100 — the new dependency verification gate — to everything we built.</w:t>
+        <w:t xml:space="preserve">D1 (max_per_source=2) was built and committed. But main.py still passed max_per_source=3 explicitly, overriding the function default completely. The change was real in the code but had zero effect in production. This was only caught because James asked us to apply GNI-L-016 — the new dependency verification gate — to everything we built.</w:t>
       </w:r>
     </w:p>
     <w:p>
@@ -146,7 +146,7 @@
         <w:pStyle w:val="Heading2"/>
       </w:pPr>
       <w:r>
-        <w:t xml:space="preserve">The New Insight: LR-100</w:t>
+        <w:t xml:space="preserve">The New Insight: GNI-L-016</w:t>
       </w:r>
     </w:p>
     <w:p>
@@ -181,7 +181,7 @@
     </w:p>
     <w:p>
       <w:r>
-        <w:t xml:space="preserve">LR-100 is the answer: after changing X, before declaring done — name every Y that depends on X and verify each Y explicitly.</w:t>
+        <w:t xml:space="preserve">GNI-L-016 is the answer: after changing X, before declaring done — name every Y that depends on X and verify each Y explicitly.</w:t>
       </w:r>
     </w:p>
     <w:p>
@@ -199,7 +199,7 @@
     </w:p>
     <w:p>
       <w:r>
-        <w:t xml:space="preserve">PHI-003 was written in S34 (May 21). The scoring system was not updated until S36 (May 24). For 3 days, GNI announced "Freedom from Fear Intelligence" while selecting articles that systematically favored fear content because OPPORTUNITY keywords had zero points. This is the gap LR-099 is designed to prevent.</w:t>
+        <w:t xml:space="preserve">PHI-003 was written in S34 (May 21). The scoring system was not updated until S36 (May 24). For 3 days, GNI announced "Freedom from Fear Intelligence" while selecting articles that systematically favored fear content because OPPORTUNITY keywords had zero points. This is the gap GNI-L-011 is designed to prevent.</w:t>
       </w:r>
     </w:p>
     <w:p>
@@ -896,34 +896,34 @@
                 <w:sz w:val="20"/>
                 <w:szCs w:val="20"/>
               </w:rPr>
-              <w:t xml:space="preserve">LR-091, GNI-R-241</w:t>
-            </w:r>
-          </w:p>
-        </w:tc>
-        <w:tc>
-          <w:tcPr>
-            <w:tcW w:type="dxa" w:w="2120"/>
-            <w:tcBorders>
-              <w:top w:val="single" w:color="CCCCCC" w:sz="1"/>
-              <w:left w:val="single" w:color="CCCCCC" w:sz="1"/>
-              <w:bottom w:val="single" w:color="CCCCCC" w:sz="1"/>
-              <w:right w:val="single" w:color="CCCCCC" w:sz="1"/>
-            </w:tcBorders>
-            <w:tcMar>
-              <w:top w:type="dxa" w:w="60"/>
-              <w:left w:type="dxa" w:w="120"/>
-              <w:bottom w:type="dxa" w:w="60"/>
-              <w:right w:type="dxa" w:w="120"/>
-            </w:tcMar>
-          </w:tcPr>
-          <w:p>
-            <w:r>
-              <w:rPr>
-                <w:rFonts w:ascii="Arial" w:cs="Arial" w:eastAsia="Arial" w:hAnsi="Arial"/>
-                <w:sz w:val="20"/>
-                <w:szCs w:val="20"/>
-              </w:rPr>
-              <w:t xml:space="preserve">LR-099, LR-100</w:t>
+              <w:t xml:space="preserve">GNI-L-002, GNI-R-241</w:t>
+            </w:r>
+          </w:p>
+        </w:tc>
+        <w:tc>
+          <w:tcPr>
+            <w:tcW w:type="dxa" w:w="2120"/>
+            <w:tcBorders>
+              <w:top w:val="single" w:color="CCCCCC" w:sz="1"/>
+              <w:left w:val="single" w:color="CCCCCC" w:sz="1"/>
+              <w:bottom w:val="single" w:color="CCCCCC" w:sz="1"/>
+              <w:right w:val="single" w:color="CCCCCC" w:sz="1"/>
+            </w:tcBorders>
+            <w:tcMar>
+              <w:top w:type="dxa" w:w="60"/>
+              <w:left w:type="dxa" w:w="120"/>
+              <w:bottom w:type="dxa" w:w="60"/>
+              <w:right w:type="dxa" w:w="120"/>
+            </w:tcMar>
+          </w:tcPr>
+          <w:p>
+            <w:r>
+              <w:rPr>
+                <w:rFonts w:ascii="Arial" w:cs="Arial" w:eastAsia="Arial" w:hAnsi="Arial"/>
+                <w:sz w:val="20"/>
+                <w:szCs w:val="20"/>
+              </w:rPr>
+              <w:t xml:space="preserve">GNI-L-011, GNI-L-016</w:t>
             </w:r>
           </w:p>
         </w:tc>
